--- a/РАЗДЕЛЫ/ТЕСТИРОВАНИЕ/ТЕСТИРВОАНИЕ_V1.docx
+++ b/РАЗДЕЛЫ/ТЕСТИРОВАНИЕ/ТЕСТИРВОАНИЕ_V1.docx
@@ -125,7 +125,19 @@
       </w:r>
       <w:proofErr w:type="spellEnd"/>
       <w:r>
-        <w:t xml:space="preserve"> и социального взаимодействия.</w:t>
+        <w:t xml:space="preserve"> и социального взаимодействия</w:t>
+      </w:r>
+      <w:r>
+        <w:t xml:space="preserve"> [</w:t>
+      </w:r>
+      <w:r>
+        <w:t>1</w:t>
+      </w:r>
+      <w:r>
+        <w:t>]</w:t>
+      </w:r>
+      <w:r>
+        <w:t>.</w:t>
       </w:r>
     </w:p>
     <w:p>
@@ -152,7 +164,13 @@
       </w:r>
       <w:proofErr w:type="spellEnd"/>
       <w:r>
-        <w:t>) и пользовательский подход (тестирование с участием представителей целевой аудитории).</w:t>
+        <w:t>) и пользовательский подход (тестирование с участием представителей целевой аудитории)</w:t>
+      </w:r>
+      <w:r>
+        <w:t xml:space="preserve"> [2]</w:t>
+      </w:r>
+      <w:r>
+        <w:t>.</w:t>
       </w:r>
     </w:p>
     <w:p>
@@ -225,72 +243,109 @@
       </w:r>
     </w:p>
     <w:p>
-      <w:pPr>
+      <w:r>
+        <w:t xml:space="preserve">Тестирование </w:t>
+      </w:r>
+      <w:proofErr w:type="spellStart"/>
+      <w:r>
+        <w:t>backend</w:t>
+      </w:r>
+      <w:proofErr w:type="spellEnd"/>
+      <w:r>
+        <w:t xml:space="preserve"> выполнялось через интерактивную документацию </w:t>
+      </w:r>
+      <w:proofErr w:type="spellStart"/>
+      <w:r>
+        <w:t>Swagger</w:t>
+      </w:r>
+      <w:proofErr w:type="spellEnd"/>
+      <w:r>
+        <w:t xml:space="preserve"> UI и инструмент </w:t>
+      </w:r>
+      <w:proofErr w:type="spellStart"/>
+      <w:r>
+        <w:t>Postman</w:t>
+      </w:r>
+      <w:proofErr w:type="spellEnd"/>
+      <w:r>
+        <w:t>. Проверялись</w:t>
+      </w:r>
+      <w:r>
+        <w:t xml:space="preserve"> </w:t>
+      </w:r>
+      <w:r>
+        <w:t>шесть</w:t>
+      </w:r>
+      <w:r>
+        <w:t xml:space="preserve"> </w:t>
+      </w:r>
+      <w:proofErr w:type="spellStart"/>
+      <w:r>
+        <w:t>микросервисов</w:t>
+      </w:r>
+      <w:proofErr w:type="spellEnd"/>
+      <w:r>
+        <w:t xml:space="preserve">: </w:t>
+      </w:r>
+      <w:r>
         <w:rPr>
           <w:lang w:val="en-US"/>
         </w:rPr>
-      </w:pPr>
-      <w:r>
-        <w:t xml:space="preserve">Тестирование </w:t>
-      </w:r>
-      <w:proofErr w:type="spellStart"/>
-      <w:r>
-        <w:t>backend</w:t>
-      </w:r>
-      <w:proofErr w:type="spellEnd"/>
-      <w:r>
-        <w:t xml:space="preserve"> выполнялось через интерактивную документацию </w:t>
-      </w:r>
-      <w:proofErr w:type="spellStart"/>
-      <w:r>
-        <w:t>Swagger</w:t>
-      </w:r>
-      <w:proofErr w:type="spellEnd"/>
-      <w:r>
-        <w:t xml:space="preserve"> UI и инструмент </w:t>
-      </w:r>
-      <w:proofErr w:type="spellStart"/>
-      <w:r>
-        <w:t>Postman</w:t>
-      </w:r>
-      <w:proofErr w:type="spellEnd"/>
-      <w:r>
-        <w:t>. Проверялись</w:t>
+        <w:t>Identity</w:t>
+      </w:r>
+      <w:r>
+        <w:t xml:space="preserve">, </w:t>
       </w:r>
       <w:r>
         <w:rPr>
           <w:lang w:val="en-US"/>
         </w:rPr>
-        <w:t xml:space="preserve"> </w:t>
-      </w:r>
-      <w:r>
-        <w:t>шесть</w:t>
+        <w:t>Catalog</w:t>
+      </w:r>
+      <w:r>
+        <w:t xml:space="preserve">, </w:t>
       </w:r>
       <w:r>
         <w:rPr>
           <w:lang w:val="en-US"/>
         </w:rPr>
-        <w:t xml:space="preserve"> </w:t>
-      </w:r>
-      <w:proofErr w:type="spellStart"/>
-      <w:r>
-        <w:t>микросервисов</w:t>
-      </w:r>
-      <w:proofErr w:type="spellEnd"/>
+        <w:t>Discovery</w:t>
+      </w:r>
+      <w:r>
+        <w:t xml:space="preserve">, </w:t>
+      </w:r>
       <w:r>
         <w:rPr>
           <w:lang w:val="en-US"/>
         </w:rPr>
-        <w:t xml:space="preserve">: Identity, Catalog, Discovery, Moderation, OCR </w:t>
-      </w:r>
-      <w:r>
-        <w:t>и</w:t>
+        <w:t>Moderation</w:t>
+      </w:r>
+      <w:r>
+        <w:t xml:space="preserve">, </w:t>
       </w:r>
       <w:r>
         <w:rPr>
           <w:lang w:val="en-US"/>
         </w:rPr>
-        <w:t xml:space="preserve"> Gateway.</w:t>
+        <w:t>OCR</w:t>
+      </w:r>
+      <w:r>
+        <w:t xml:space="preserve"> </w:t>
+      </w:r>
+      <w:r>
+        <w:t>и</w:t>
+      </w:r>
+      <w:r>
+        <w:t xml:space="preserve"> </w:t>
+      </w:r>
+      <w:r>
+        <w:rPr>
+          <w:lang w:val="en-US"/>
+        </w:rPr>
+        <w:t>Gateway</w:t>
+      </w:r>
+      <w:r>
+        <w:t>.</w:t>
       </w:r>
     </w:p>
     <w:p>
@@ -316,9 +371,6 @@
     <w:p>
       <w:pPr>
         <w:pStyle w:val="50"/>
-        <w:rPr>
-          <w:lang w:val="en-US"/>
-        </w:rPr>
       </w:pPr>
       <w:r>
         <w:t>Таблица 4.1 – Обнаруженные дефекты сервера.</w:t>
@@ -1571,7 +1623,13 @@
     <w:p>
       <w:r>
         <w:lastRenderedPageBreak/>
-        <w:t xml:space="preserve">Для систематизации функционального тестирования разработана тестовая документация в виде набора тест-кейсов. </w:t>
+        <w:t>Для систематизации функционального тестирования разработана тестовая документация в виде набора тест-кейсов</w:t>
+      </w:r>
+      <w:r>
+        <w:t xml:space="preserve"> [3]</w:t>
+      </w:r>
+      <w:r>
+        <w:t xml:space="preserve">. </w:t>
       </w:r>
       <w:r>
         <w:t>В таблице 4.2</w:t>
@@ -1584,6 +1642,9 @@
         <w:t>Major</w:t>
       </w:r>
       <w:proofErr w:type="spellEnd"/>
+      <w:r>
+        <w:t xml:space="preserve"> [4]</w:t>
+      </w:r>
       <w:r>
         <w:t>.</w:t>
       </w:r>
@@ -1780,6 +1841,9 @@
               <w:t xml:space="preserve"> при регистрации 1. Отправить</w:t>
             </w:r>
             <w:r>
+              <w:rPr>
+                <w:lang w:val="en-US"/>
+              </w:rPr>
               <w:t xml:space="preserve"> </w:t>
             </w:r>
             <w:r>
@@ -1789,6 +1853,9 @@
               <w:t>POST</w:t>
             </w:r>
             <w:r>
+              <w:rPr>
+                <w:lang w:val="en-US"/>
+              </w:rPr>
               <w:t xml:space="preserve"> /</w:t>
             </w:r>
             <w:proofErr w:type="spellStart"/>
@@ -1800,6 +1867,9 @@
             </w:r>
             <w:proofErr w:type="spellEnd"/>
             <w:r>
+              <w:rPr>
+                <w:lang w:val="en-US"/>
+              </w:rPr>
               <w:t>/</w:t>
             </w:r>
             <w:r>
@@ -1809,6 +1879,9 @@
               <w:t>v</w:t>
             </w:r>
             <w:r>
+              <w:rPr>
+                <w:lang w:val="en-US"/>
+              </w:rPr>
               <w:t>1/</w:t>
             </w:r>
             <w:proofErr w:type="spellStart"/>
@@ -1820,6 +1893,9 @@
             </w:r>
             <w:proofErr w:type="spellEnd"/>
             <w:r>
+              <w:rPr>
+                <w:lang w:val="en-US"/>
+              </w:rPr>
               <w:t>/</w:t>
             </w:r>
             <w:r>
@@ -1829,6 +1905,9 @@
               <w:t>register</w:t>
             </w:r>
             <w:r>
+              <w:rPr>
+                <w:lang w:val="en-US"/>
+              </w:rPr>
               <w:t xml:space="preserve"> 2. </w:t>
             </w:r>
             <w:r>
@@ -3864,19 +3943,7 @@
         <w:jc w:val="center"/>
       </w:pPr>
       <w:r>
-        <w:t>Рисунок 4.</w:t>
-      </w:r>
-      <w:r>
-        <w:t>2</w:t>
-      </w:r>
-      <w:r>
-        <w:t xml:space="preserve"> – Фактический результат де</w:t>
-      </w:r>
-      <w:r>
-        <w:t>фекта 2</w:t>
-      </w:r>
-      <w:r>
-        <w:t>.</w:t>
+        <w:t>Рисунок 4.2 – Фактический результат дефекта 2.</w:t>
       </w:r>
     </w:p>
     <w:p/>
@@ -3938,19 +4005,7 @@
         <w:pStyle w:val="6"/>
       </w:pPr>
       <w:r>
-        <w:t>Рисунок 4.</w:t>
-      </w:r>
-      <w:r>
-        <w:t>3</w:t>
-      </w:r>
-      <w:r>
-        <w:t xml:space="preserve"> – Фактический результат дефекта </w:t>
-      </w:r>
-      <w:r>
-        <w:t>3</w:t>
-      </w:r>
-      <w:r>
-        <w:t>.</w:t>
+        <w:t>Рисунок 4.3 – Фактический результат дефекта 3.</w:t>
       </w:r>
     </w:p>
     <w:p>
@@ -3965,6 +4020,7 @@
       <w:r>
         <w:rPr>
           <w:noProof/>
+          <w:lang w:eastAsia="ru-RU"/>
         </w:rPr>
         <w:drawing>
           <wp:inline distT="0" distB="0" distL="0" distR="0" wp14:anchorId="5B998320" wp14:editId="2B803F8C">
@@ -4015,19 +4071,7 @@
         <w:pStyle w:val="6"/>
       </w:pPr>
       <w:r>
-        <w:t>Рисунок 4.</w:t>
-      </w:r>
-      <w:r>
-        <w:t>4</w:t>
-      </w:r>
-      <w:r>
-        <w:t xml:space="preserve"> – Фактический результат дефекта </w:t>
-      </w:r>
-      <w:r>
-        <w:t>4</w:t>
-      </w:r>
-      <w:r>
-        <w:t>.</w:t>
+        <w:t>Рисунок 4.4 – Фактический результат дефекта 4.</w:t>
       </w:r>
     </w:p>
     <w:p>
@@ -4089,19 +4133,7 @@
         <w:pStyle w:val="6"/>
       </w:pPr>
       <w:r>
-        <w:t>Рисунок 4.</w:t>
-      </w:r>
-      <w:r>
-        <w:t>5</w:t>
-      </w:r>
-      <w:r>
-        <w:t xml:space="preserve"> – Фактический результат дефекта </w:t>
-      </w:r>
-      <w:r>
-        <w:t>5</w:t>
-      </w:r>
-      <w:r>
-        <w:t>.</w:t>
+        <w:t>Рисунок 4.5 – Фактический результат дефекта 5.</w:t>
       </w:r>
     </w:p>
     <w:p/>
@@ -4309,6 +4341,14 @@
       </w:r>
       <w:proofErr w:type="spellEnd"/>
       <w:r>
+        <w:t xml:space="preserve"> [5</w:t>
+      </w:r>
+      <w:bookmarkStart w:id="0" w:name="_GoBack"/>
+      <w:bookmarkEnd w:id="0"/>
+      <w:r>
+        <w:t>]</w:t>
+      </w:r>
+      <w:r>
         <w:t xml:space="preserve">. </w:t>
       </w:r>
       <w:r>
@@ -4330,13 +4370,7 @@
         <w:pStyle w:val="50"/>
       </w:pPr>
       <w:r>
-        <w:t>Таблица 4.4</w:t>
-      </w:r>
-      <w:r>
-        <w:t xml:space="preserve"> – </w:t>
-      </w:r>
-      <w:r>
-        <w:t xml:space="preserve">Результаты экспертной оценки </w:t>
+        <w:t xml:space="preserve">Таблица 4.4 – Результаты экспертной оценки </w:t>
       </w:r>
       <w:proofErr w:type="spellStart"/>
       <w:r>
@@ -4581,10 +4615,7 @@
       </w:pPr>
       <w:r>
         <w:lastRenderedPageBreak/>
-        <w:t>Продолжение таблицы 4.4</w:t>
-      </w:r>
-      <w:r>
-        <w:t>.</w:t>
+        <w:t>Продолжение таблицы 4.4.</w:t>
       </w:r>
     </w:p>
     <w:tbl>
@@ -5297,10 +5328,7 @@
       </w:pPr>
       <w:r>
         <w:lastRenderedPageBreak/>
-        <w:t>Продолжение таблицы 4.4</w:t>
-      </w:r>
-      <w:r>
-        <w:t>.</w:t>
+        <w:t>Продолжение таблицы 4.4.</w:t>
       </w:r>
     </w:p>
     <w:tbl>
@@ -5542,10 +5570,7 @@
         <w:pStyle w:val="50"/>
       </w:pPr>
       <w:r>
-        <w:t>Таблица 4.5</w:t>
-      </w:r>
-      <w:r>
-        <w:t xml:space="preserve"> – </w:t>
+        <w:t xml:space="preserve">Таблица 4.5 – </w:t>
       </w:r>
       <w:proofErr w:type="gramStart"/>
       <w:r>
@@ -5553,10 +5578,7 @@
       </w:r>
       <w:proofErr w:type="gramEnd"/>
       <w:r>
-        <w:t xml:space="preserve"> найденные в результате</w:t>
-      </w:r>
-      <w:r>
-        <w:t xml:space="preserve"> экспертной оценки.</w:t>
+        <w:t xml:space="preserve"> найденные в результате экспертной оценки.</w:t>
       </w:r>
     </w:p>
     <w:tbl>
@@ -5853,16 +5875,7 @@
       </w:pPr>
       <w:r>
         <w:lastRenderedPageBreak/>
-        <w:t>Таблица 4.6</w:t>
-      </w:r>
-      <w:r>
-        <w:t xml:space="preserve"> – </w:t>
-      </w:r>
-      <w:r>
-        <w:t>Целевая аудитория</w:t>
-      </w:r>
-      <w:r>
-        <w:t>.</w:t>
+        <w:t>Таблица 4.6 – Целевая аудитория.</w:t>
       </w:r>
     </w:p>
     <w:tbl>
@@ -6105,7 +6118,13 @@
       </w:r>
       <w:proofErr w:type="spellEnd"/>
       <w:r>
-        <w:t xml:space="preserve"> для каждого из сегментов целевой аудитории.</w:t>
+        <w:t xml:space="preserve"> для каждого из сегментов целевой аудитории</w:t>
+      </w:r>
+      <w:r>
+        <w:t xml:space="preserve"> [6]</w:t>
+      </w:r>
+      <w:r>
+        <w:t>.</w:t>
       </w:r>
     </w:p>
     <w:p/>
@@ -6166,16 +6185,7 @@
         <w:pStyle w:val="6"/>
       </w:pPr>
       <w:r>
-        <w:t>Рисунок 4.</w:t>
-      </w:r>
-      <w:r>
-        <w:t>6</w:t>
-      </w:r>
-      <w:r>
-        <w:t xml:space="preserve"> – </w:t>
-      </w:r>
-      <w:r>
-        <w:t xml:space="preserve">Карта </w:t>
+        <w:t xml:space="preserve">Рисунок 4.6 – Карта </w:t>
       </w:r>
       <w:proofErr w:type="spellStart"/>
       <w:r>
@@ -6189,10 +6199,7 @@
         <w:t>Краеведы и историки</w:t>
       </w:r>
       <w:r>
-        <w:t>»</w:t>
-      </w:r>
-      <w:r>
-        <w:t>.</w:t>
+        <w:t>».</w:t>
       </w:r>
     </w:p>
     <w:p>
@@ -6264,13 +6271,7 @@
         <w:pStyle w:val="6"/>
       </w:pPr>
       <w:r>
-        <w:t>Рисунок 4.</w:t>
-      </w:r>
-      <w:r>
-        <w:t>7</w:t>
-      </w:r>
-      <w:r>
-        <w:t xml:space="preserve"> – Карта </w:t>
+        <w:t xml:space="preserve">Рисунок 4.7 – Карта </w:t>
       </w:r>
       <w:proofErr w:type="spellStart"/>
       <w:r>
@@ -6356,13 +6357,7 @@
         <w:pStyle w:val="6"/>
       </w:pPr>
       <w:r>
-        <w:t>Рисунок 4.</w:t>
-      </w:r>
-      <w:r>
-        <w:t>8</w:t>
-      </w:r>
-      <w:r>
-        <w:t xml:space="preserve"> – Карта </w:t>
+        <w:t xml:space="preserve">Рисунок 4.8 – Карта </w:t>
       </w:r>
       <w:proofErr w:type="spellStart"/>
       <w:r>
@@ -6400,19 +6395,7 @@
       </w:pPr>
       <w:r>
         <w:lastRenderedPageBreak/>
-        <w:t>Таблица 4.</w:t>
-      </w:r>
-      <w:r>
-        <w:t>7</w:t>
-      </w:r>
-      <w:r>
-        <w:t xml:space="preserve"> – </w:t>
-      </w:r>
-      <w:r>
-        <w:t>Сценарии взаимодействия</w:t>
-      </w:r>
-      <w:r>
-        <w:t>.</w:t>
+        <w:t>Таблица 4.7 – Сценарии взаимодействия.</w:t>
       </w:r>
     </w:p>
     <w:tbl>
@@ -7070,10 +7053,7 @@
       </w:pPr>
       <w:r>
         <w:lastRenderedPageBreak/>
-        <w:t>Продолжение таблицы 4.7</w:t>
-      </w:r>
-      <w:r>
-        <w:t>.</w:t>
+        <w:t>Продолжение таблицы 4.7.</w:t>
       </w:r>
     </w:p>
     <w:tbl>
@@ -7353,11 +7333,386 @@
       <w:r>
         <w:t xml:space="preserve"> граждан.</w:t>
       </w:r>
-      <w:bookmarkStart w:id="0" w:name="_GoBack"/>
-      <w:bookmarkEnd w:id="0"/>
+    </w:p>
+    <w:p>
+      <w:pPr>
+        <w:pStyle w:val="25"/>
+      </w:pPr>
+      <w:r>
+        <w:br w:type="page"/>
+      </w:r>
+      <w:r>
+        <w:lastRenderedPageBreak/>
+        <w:t>СПИСОК ИСПОЛЬЗОВАННЫХ ИСТОЧНИКОВ</w:t>
+      </w:r>
+    </w:p>
+    <w:p>
+      <w:pPr>
+        <w:jc w:val="left"/>
+      </w:pPr>
+    </w:p>
+    <w:p>
+      <w:pPr>
+        <w:pStyle w:val="af7"/>
+        <w:numPr>
+          <w:ilvl w:val="0"/>
+          <w:numId w:val="26"/>
+        </w:numPr>
+        <w:spacing w:line="240" w:lineRule="auto"/>
+        <w:ind w:left="142" w:firstLine="567"/>
+      </w:pPr>
+      <w:r>
+        <w:rPr>
+          <w:rStyle w:val="afd"/>
+          <w:color w:val="auto"/>
+        </w:rPr>
+        <w:t xml:space="preserve">Юнит тесты </w:t>
+      </w:r>
+      <w:proofErr w:type="gramStart"/>
+      <w:r>
+        <w:rPr>
+          <w:rStyle w:val="afd"/>
+          <w:color w:val="auto"/>
+          <w:lang w:val="en-US"/>
+        </w:rPr>
+        <w:t>Vs</w:t>
+      </w:r>
+      <w:r>
+        <w:rPr>
+          <w:rStyle w:val="afd"/>
+          <w:color w:val="auto"/>
+        </w:rPr>
+        <w:t xml:space="preserve">  функциональное</w:t>
+      </w:r>
+      <w:proofErr w:type="gramEnd"/>
+      <w:r>
+        <w:rPr>
+          <w:rStyle w:val="afd"/>
+          <w:color w:val="auto"/>
+        </w:rPr>
+        <w:t xml:space="preserve"> </w:t>
+      </w:r>
+      <w:proofErr w:type="spellStart"/>
+      <w:r>
+        <w:rPr>
+          <w:rStyle w:val="afd"/>
+          <w:color w:val="auto"/>
+        </w:rPr>
+        <w:t>тестирвоание</w:t>
+      </w:r>
+      <w:proofErr w:type="spellEnd"/>
+      <w:r>
+        <w:rPr>
+          <w:rStyle w:val="afd"/>
+          <w:color w:val="auto"/>
+        </w:rPr>
+        <w:t xml:space="preserve"> </w:t>
+      </w:r>
+      <w:r>
+        <w:rPr>
+          <w:color w:val="auto"/>
+        </w:rPr>
+        <w:t xml:space="preserve">– [Электронный ресурс]. – Режим </w:t>
+      </w:r>
+      <w:proofErr w:type="gramStart"/>
+      <w:r>
+        <w:rPr>
+          <w:color w:val="auto"/>
+        </w:rPr>
+        <w:t>доступа :</w:t>
+      </w:r>
+      <w:proofErr w:type="gramEnd"/>
+      <w:r>
+        <w:rPr>
+          <w:color w:val="auto"/>
+        </w:rPr>
+        <w:t xml:space="preserve"> </w:t>
+      </w:r>
+      <w:r>
+        <w:rPr>
+          <w:rStyle w:val="afd"/>
+          <w:color w:val="auto"/>
+        </w:rPr>
+        <w:t>http</w:t>
+      </w:r>
+      <w:r>
+        <w:rPr>
+          <w:rStyle w:val="afd"/>
+          <w:color w:val="auto"/>
+        </w:rPr>
+        <w:t>s://habr.com/ru/articles/151926</w:t>
+      </w:r>
+    </w:p>
+    <w:p>
+      <w:pPr>
+        <w:pStyle w:val="af7"/>
+        <w:numPr>
+          <w:ilvl w:val="0"/>
+          <w:numId w:val="26"/>
+        </w:numPr>
+        <w:spacing w:line="240" w:lineRule="auto"/>
+        <w:ind w:left="142" w:firstLine="567"/>
+        <w:rPr>
+          <w:rStyle w:val="afd"/>
+          <w:color w:val="auto"/>
+        </w:rPr>
+      </w:pPr>
+      <w:proofErr w:type="spellStart"/>
+      <w:r>
+        <w:t>Юзабилити</w:t>
+      </w:r>
+      <w:proofErr w:type="spellEnd"/>
+      <w:r>
+        <w:t xml:space="preserve">-тестирование сайта </w:t>
+      </w:r>
+      <w:r>
+        <w:rPr>
+          <w:color w:val="auto"/>
+        </w:rPr>
+        <w:t xml:space="preserve">– [Электронный ресурс]. – Режим доступа : </w:t>
+      </w:r>
+      <w:hyperlink r:id="rId16" w:history="1">
+        <w:r>
+          <w:rPr>
+            <w:rStyle w:val="afd"/>
+          </w:rPr>
+          <w:t>https://habr.com/ru/companies/testograf/articles/800435</w:t>
+        </w:r>
+      </w:hyperlink>
+    </w:p>
+    <w:p>
+      <w:pPr>
+        <w:pStyle w:val="af7"/>
+        <w:numPr>
+          <w:ilvl w:val="0"/>
+          <w:numId w:val="26"/>
+        </w:numPr>
+        <w:spacing w:line="240" w:lineRule="auto"/>
+        <w:ind w:left="142" w:firstLine="567"/>
+        <w:rPr>
+          <w:rStyle w:val="afd"/>
+          <w:color w:val="auto"/>
+        </w:rPr>
+      </w:pPr>
+      <w:r>
+        <w:rPr>
+          <w:color w:val="auto"/>
+          <w:u w:val="single"/>
+        </w:rPr>
+        <w:t xml:space="preserve">Серьезность и </w:t>
+      </w:r>
+      <w:proofErr w:type="spellStart"/>
+      <w:r>
+        <w:rPr>
+          <w:color w:val="auto"/>
+          <w:u w:val="single"/>
+        </w:rPr>
+        <w:t>приориет</w:t>
+      </w:r>
+      <w:proofErr w:type="spellEnd"/>
+      <w:r>
+        <w:rPr>
+          <w:color w:val="auto"/>
+          <w:u w:val="single"/>
+        </w:rPr>
+        <w:t xml:space="preserve"> дефекта в тестировании </w:t>
+      </w:r>
+      <w:r>
+        <w:rPr>
+          <w:color w:val="auto"/>
+        </w:rPr>
+        <w:t xml:space="preserve">– [Электронный ресурс]. – Режим доступа : </w:t>
+      </w:r>
+      <w:hyperlink r:id="rId17" w:history="1">
+        <w:r>
+          <w:rPr>
+            <w:rStyle w:val="afd"/>
+          </w:rPr>
+          <w:t>https://tquality.ru/blog/sereznost-i-prioritet-defekta-v-testirovanii</w:t>
+        </w:r>
+      </w:hyperlink>
+    </w:p>
+    <w:p>
+      <w:pPr>
+        <w:pStyle w:val="af7"/>
+        <w:numPr>
+          <w:ilvl w:val="0"/>
+          <w:numId w:val="26"/>
+        </w:numPr>
+        <w:spacing w:line="240" w:lineRule="auto"/>
+        <w:ind w:left="142" w:firstLine="567"/>
+        <w:rPr>
+          <w:rStyle w:val="afd"/>
+          <w:color w:val="auto"/>
+        </w:rPr>
+      </w:pPr>
+      <w:r>
+        <w:rPr>
+          <w:color w:val="auto"/>
+          <w:u w:val="single"/>
+        </w:rPr>
+        <w:t>Общие правила оформление тест-</w:t>
+      </w:r>
+      <w:proofErr w:type="spellStart"/>
+      <w:r>
+        <w:rPr>
+          <w:color w:val="auto"/>
+          <w:u w:val="single"/>
+        </w:rPr>
+        <w:t>кейов</w:t>
+      </w:r>
+      <w:proofErr w:type="spellEnd"/>
+      <w:r>
+        <w:rPr>
+          <w:color w:val="auto"/>
+          <w:u w:val="single"/>
+        </w:rPr>
+        <w:t xml:space="preserve"> и их атрибуты </w:t>
+      </w:r>
+      <w:r>
+        <w:rPr>
+          <w:color w:val="auto"/>
+        </w:rPr>
+        <w:t xml:space="preserve">– [Электронный ресурс]. – Режим </w:t>
+      </w:r>
+      <w:proofErr w:type="gramStart"/>
+      <w:r>
+        <w:rPr>
+          <w:color w:val="auto"/>
+        </w:rPr>
+        <w:t>доступа :</w:t>
+      </w:r>
+      <w:proofErr w:type="gramEnd"/>
+      <w:r>
+        <w:rPr>
+          <w:color w:val="auto"/>
+        </w:rPr>
+        <w:t xml:space="preserve"> </w:t>
+      </w:r>
+      <w:r>
+        <w:rPr>
+          <w:rStyle w:val="afd"/>
+          <w:color w:val="auto"/>
+        </w:rPr>
+        <w:t>https://habr.com/ru/companies/sovcomba</w:t>
+      </w:r>
+      <w:r>
+        <w:rPr>
+          <w:rStyle w:val="afd"/>
+          <w:color w:val="auto"/>
+        </w:rPr>
+        <w:t>nk_technologies/articles/849318</w:t>
+      </w:r>
+    </w:p>
+    <w:p>
+      <w:pPr>
+        <w:pStyle w:val="af7"/>
+        <w:numPr>
+          <w:ilvl w:val="0"/>
+          <w:numId w:val="26"/>
+        </w:numPr>
+        <w:spacing w:line="240" w:lineRule="auto"/>
+        <w:ind w:left="142" w:firstLine="567"/>
+        <w:rPr>
+          <w:rStyle w:val="afd"/>
+          <w:color w:val="auto"/>
+        </w:rPr>
+      </w:pPr>
+      <w:r>
+        <w:t xml:space="preserve">Эвристики </w:t>
+      </w:r>
+      <w:proofErr w:type="spellStart"/>
+      <w:r>
+        <w:t>Нильсена</w:t>
+      </w:r>
+      <w:proofErr w:type="spellEnd"/>
+      <w:r>
+        <w:t xml:space="preserve"> </w:t>
+      </w:r>
+      <w:r>
+        <w:rPr>
+          <w:color w:val="auto"/>
+        </w:rPr>
+        <w:t xml:space="preserve">– [Электронный ресурс]. – Режим доступа : </w:t>
+      </w:r>
+      <w:hyperlink r:id="rId18" w:history="1">
+        <w:r>
+          <w:rPr>
+            <w:rStyle w:val="afd"/>
+          </w:rPr>
+          <w:t>https://simpleone.ru/glossary/nielsen-heuristics</w:t>
+        </w:r>
+      </w:hyperlink>
+    </w:p>
+    <w:p>
+      <w:pPr>
+        <w:pStyle w:val="af7"/>
+        <w:numPr>
+          <w:ilvl w:val="0"/>
+          <w:numId w:val="26"/>
+        </w:numPr>
+        <w:spacing w:line="240" w:lineRule="auto"/>
+        <w:ind w:left="142" w:firstLine="567"/>
+        <w:rPr>
+          <w:rStyle w:val="afd"/>
+          <w:color w:val="auto"/>
+        </w:rPr>
+      </w:pPr>
+      <w:r>
+        <w:t xml:space="preserve">Карта </w:t>
+      </w:r>
+      <w:proofErr w:type="spellStart"/>
+      <w:r>
+        <w:t>эмпатии</w:t>
+      </w:r>
+      <w:proofErr w:type="spellEnd"/>
+      <w:r>
+        <w:t>:</w:t>
+      </w:r>
+      <w:r>
+        <w:rPr>
+          <w:color w:val="auto"/>
+          <w:u w:val="single"/>
+        </w:rPr>
+        <w:t xml:space="preserve"> как накладывать эмоции на продукт </w:t>
+      </w:r>
+      <w:r>
+        <w:rPr>
+          <w:color w:val="auto"/>
+        </w:rPr>
+        <w:t xml:space="preserve">– [Электронный ресурс]. – Режим </w:t>
+      </w:r>
+      <w:proofErr w:type="gramStart"/>
+      <w:r>
+        <w:rPr>
+          <w:color w:val="auto"/>
+        </w:rPr>
+        <w:t>доступа :</w:t>
+      </w:r>
+      <w:proofErr w:type="gramEnd"/>
+      <w:r>
+        <w:rPr>
+          <w:color w:val="auto"/>
+        </w:rPr>
+        <w:t xml:space="preserve"> </w:t>
+      </w:r>
+      <w:r>
+        <w:rPr>
+          <w:rStyle w:val="afd"/>
+          <w:color w:val="auto"/>
+        </w:rPr>
+        <w:t>http</w:t>
+      </w:r>
+      <w:r>
+        <w:rPr>
+          <w:rStyle w:val="afd"/>
+          <w:color w:val="auto"/>
+        </w:rPr>
+        <w:t>s://habr.com/ru/articles/856408</w:t>
+      </w:r>
     </w:p>
     <w:sectPr>
-      <w:footerReference w:type="default" r:id="rId16"/>
+      <w:footerReference w:type="default" r:id="rId19"/>
       <w:pgSz w:w="11906" w:h="16838"/>
       <w:pgMar w:top="1134" w:right="851" w:bottom="1134" w:left="1701" w:header="567" w:footer="964" w:gutter="0"/>
       <w:cols w:space="708"/>
@@ -7560,6 +7915,102 @@
     </w:lvl>
   </w:abstractNum>
   <w:abstractNum w:abstractNumId="2" w15:restartNumberingAfterBreak="0">
+    <w:nsid w:val="038E14C5"/>
+    <w:multiLevelType w:val="hybridMultilevel"/>
+    <w:tmpl w:val="2A7E95B6"/>
+    <w:lvl w:ilvl="0" w:tplc="9D263630">
+      <w:start w:val="1"/>
+      <w:numFmt w:val="decimal"/>
+      <w:suff w:val="space"/>
+      <w:lvlText w:val="[%1]"/>
+      <w:lvlJc w:val="left"/>
+      <w:pPr>
+        <w:ind w:left="1219" w:hanging="84"/>
+      </w:pPr>
+      <w:rPr>
+        <w:rFonts w:hint="default"/>
+        <w:b w:val="0"/>
+        <w:bCs w:val="0"/>
+        <w:spacing w:val="0"/>
+        <w:position w:val="0"/>
+        <w:sz w:val="28"/>
+        <w:szCs w:val="24"/>
+      </w:rPr>
+    </w:lvl>
+    <w:lvl w:ilvl="1" w:tplc="04190019" w:tentative="1">
+      <w:start w:val="1"/>
+      <w:numFmt w:val="lowerLetter"/>
+      <w:lvlText w:val="%2."/>
+      <w:lvlJc w:val="left"/>
+      <w:pPr>
+        <w:ind w:left="2215" w:hanging="360"/>
+      </w:pPr>
+    </w:lvl>
+    <w:lvl w:ilvl="2" w:tplc="0419001B" w:tentative="1">
+      <w:start w:val="1"/>
+      <w:numFmt w:val="lowerRoman"/>
+      <w:lvlText w:val="%3."/>
+      <w:lvlJc w:val="right"/>
+      <w:pPr>
+        <w:ind w:left="2935" w:hanging="180"/>
+      </w:pPr>
+    </w:lvl>
+    <w:lvl w:ilvl="3" w:tplc="0419000F" w:tentative="1">
+      <w:start w:val="1"/>
+      <w:numFmt w:val="decimal"/>
+      <w:lvlText w:val="%4."/>
+      <w:lvlJc w:val="left"/>
+      <w:pPr>
+        <w:ind w:left="3655" w:hanging="360"/>
+      </w:pPr>
+    </w:lvl>
+    <w:lvl w:ilvl="4" w:tplc="04190019" w:tentative="1">
+      <w:start w:val="1"/>
+      <w:numFmt w:val="lowerLetter"/>
+      <w:lvlText w:val="%5."/>
+      <w:lvlJc w:val="left"/>
+      <w:pPr>
+        <w:ind w:left="4375" w:hanging="360"/>
+      </w:pPr>
+    </w:lvl>
+    <w:lvl w:ilvl="5" w:tplc="0419001B" w:tentative="1">
+      <w:start w:val="1"/>
+      <w:numFmt w:val="lowerRoman"/>
+      <w:lvlText w:val="%6."/>
+      <w:lvlJc w:val="right"/>
+      <w:pPr>
+        <w:ind w:left="5095" w:hanging="180"/>
+      </w:pPr>
+    </w:lvl>
+    <w:lvl w:ilvl="6" w:tplc="0419000F" w:tentative="1">
+      <w:start w:val="1"/>
+      <w:numFmt w:val="decimal"/>
+      <w:lvlText w:val="%7."/>
+      <w:lvlJc w:val="left"/>
+      <w:pPr>
+        <w:ind w:left="5815" w:hanging="360"/>
+      </w:pPr>
+    </w:lvl>
+    <w:lvl w:ilvl="7" w:tplc="04190019" w:tentative="1">
+      <w:start w:val="1"/>
+      <w:numFmt w:val="lowerLetter"/>
+      <w:lvlText w:val="%8."/>
+      <w:lvlJc w:val="left"/>
+      <w:pPr>
+        <w:ind w:left="6535" w:hanging="360"/>
+      </w:pPr>
+    </w:lvl>
+    <w:lvl w:ilvl="8" w:tplc="0419001B" w:tentative="1">
+      <w:start w:val="1"/>
+      <w:numFmt w:val="lowerRoman"/>
+      <w:lvlText w:val="%9."/>
+      <w:lvlJc w:val="right"/>
+      <w:pPr>
+        <w:ind w:left="7255" w:hanging="180"/>
+      </w:pPr>
+    </w:lvl>
+  </w:abstractNum>
+  <w:abstractNum w:abstractNumId="3" w15:restartNumberingAfterBreak="0">
     <w:nsid w:val="05856D2D"/>
     <w:multiLevelType w:val="hybridMultilevel"/>
     <w:tmpl w:val="93C6941E"/>
@@ -7649,7 +8100,7 @@
       </w:pPr>
     </w:lvl>
   </w:abstractNum>
-  <w:abstractNum w:abstractNumId="3" w15:restartNumberingAfterBreak="0">
+  <w:abstractNum w:abstractNumId="4" w15:restartNumberingAfterBreak="0">
     <w:nsid w:val="0F542C0D"/>
     <w:multiLevelType w:val="hybridMultilevel"/>
     <w:tmpl w:val="8B2823AE"/>
@@ -7763,7 +8214,7 @@
       </w:rPr>
     </w:lvl>
   </w:abstractNum>
-  <w:abstractNum w:abstractNumId="4" w15:restartNumberingAfterBreak="0">
+  <w:abstractNum w:abstractNumId="5" w15:restartNumberingAfterBreak="0">
     <w:nsid w:val="15C42E0E"/>
     <w:multiLevelType w:val="hybridMultilevel"/>
     <w:tmpl w:val="B748CDDE"/>
@@ -7878,7 +8329,7 @@
       </w:rPr>
     </w:lvl>
   </w:abstractNum>
-  <w:abstractNum w:abstractNumId="5" w15:restartNumberingAfterBreak="0">
+  <w:abstractNum w:abstractNumId="6" w15:restartNumberingAfterBreak="0">
     <w:nsid w:val="1EC0725C"/>
     <w:multiLevelType w:val="hybridMultilevel"/>
     <w:tmpl w:val="C9AC5C52"/>
@@ -7991,7 +8442,102 @@
       </w:rPr>
     </w:lvl>
   </w:abstractNum>
-  <w:abstractNum w:abstractNumId="6" w15:restartNumberingAfterBreak="0">
+  <w:abstractNum w:abstractNumId="7" w15:restartNumberingAfterBreak="0">
+    <w:nsid w:val="24AB67B7"/>
+    <w:multiLevelType w:val="hybridMultilevel"/>
+    <w:tmpl w:val="2FC4CEF2"/>
+    <w:lvl w:ilvl="0" w:tplc="D98A1880">
+      <w:start w:val="1"/>
+      <w:numFmt w:val="decimal"/>
+      <w:lvlText w:val="[%1]"/>
+      <w:lvlJc w:val="left"/>
+      <w:pPr>
+        <w:ind w:left="720" w:hanging="360"/>
+      </w:pPr>
+      <w:rPr>
+        <w:rFonts w:hint="default"/>
+        <w:b w:val="0"/>
+        <w:bCs w:val="0"/>
+        <w:spacing w:val="0"/>
+        <w:position w:val="0"/>
+        <w:sz w:val="28"/>
+        <w:szCs w:val="24"/>
+      </w:rPr>
+    </w:lvl>
+    <w:lvl w:ilvl="1" w:tplc="04190019" w:tentative="1">
+      <w:start w:val="1"/>
+      <w:numFmt w:val="lowerLetter"/>
+      <w:lvlText w:val="%2."/>
+      <w:lvlJc w:val="left"/>
+      <w:pPr>
+        <w:ind w:left="1440" w:hanging="360"/>
+      </w:pPr>
+    </w:lvl>
+    <w:lvl w:ilvl="2" w:tplc="0419001B" w:tentative="1">
+      <w:start w:val="1"/>
+      <w:numFmt w:val="lowerRoman"/>
+      <w:lvlText w:val="%3."/>
+      <w:lvlJc w:val="right"/>
+      <w:pPr>
+        <w:ind w:left="2160" w:hanging="180"/>
+      </w:pPr>
+    </w:lvl>
+    <w:lvl w:ilvl="3" w:tplc="0419000F" w:tentative="1">
+      <w:start w:val="1"/>
+      <w:numFmt w:val="decimal"/>
+      <w:lvlText w:val="%4."/>
+      <w:lvlJc w:val="left"/>
+      <w:pPr>
+        <w:ind w:left="2880" w:hanging="360"/>
+      </w:pPr>
+    </w:lvl>
+    <w:lvl w:ilvl="4" w:tplc="04190019" w:tentative="1">
+      <w:start w:val="1"/>
+      <w:numFmt w:val="lowerLetter"/>
+      <w:lvlText w:val="%5."/>
+      <w:lvlJc w:val="left"/>
+      <w:pPr>
+        <w:ind w:left="3600" w:hanging="360"/>
+      </w:pPr>
+    </w:lvl>
+    <w:lvl w:ilvl="5" w:tplc="0419001B" w:tentative="1">
+      <w:start w:val="1"/>
+      <w:numFmt w:val="lowerRoman"/>
+      <w:lvlText w:val="%6."/>
+      <w:lvlJc w:val="right"/>
+      <w:pPr>
+        <w:ind w:left="4320" w:hanging="180"/>
+      </w:pPr>
+    </w:lvl>
+    <w:lvl w:ilvl="6" w:tplc="0419000F" w:tentative="1">
+      <w:start w:val="1"/>
+      <w:numFmt w:val="decimal"/>
+      <w:lvlText w:val="%7."/>
+      <w:lvlJc w:val="left"/>
+      <w:pPr>
+        <w:ind w:left="5040" w:hanging="360"/>
+      </w:pPr>
+    </w:lvl>
+    <w:lvl w:ilvl="7" w:tplc="04190019" w:tentative="1">
+      <w:start w:val="1"/>
+      <w:numFmt w:val="lowerLetter"/>
+      <w:lvlText w:val="%8."/>
+      <w:lvlJc w:val="left"/>
+      <w:pPr>
+        <w:ind w:left="5760" w:hanging="360"/>
+      </w:pPr>
+    </w:lvl>
+    <w:lvl w:ilvl="8" w:tplc="0419001B" w:tentative="1">
+      <w:start w:val="1"/>
+      <w:numFmt w:val="lowerRoman"/>
+      <w:lvlText w:val="%9."/>
+      <w:lvlJc w:val="right"/>
+      <w:pPr>
+        <w:ind w:left="6480" w:hanging="180"/>
+      </w:pPr>
+    </w:lvl>
+  </w:abstractNum>
+  <w:abstractNum w:abstractNumId="8" w15:restartNumberingAfterBreak="0">
     <w:nsid w:val="311E1BC0"/>
     <w:multiLevelType w:val="hybridMultilevel"/>
     <w:tmpl w:val="121E7922"/>
@@ -8105,7 +8651,7 @@
       </w:rPr>
     </w:lvl>
   </w:abstractNum>
-  <w:abstractNum w:abstractNumId="7" w15:restartNumberingAfterBreak="0">
+  <w:abstractNum w:abstractNumId="9" w15:restartNumberingAfterBreak="0">
     <w:nsid w:val="3ECD6EE2"/>
     <w:multiLevelType w:val="hybridMultilevel"/>
     <w:tmpl w:val="E6586FEA"/>
@@ -8219,7 +8765,7 @@
       </w:rPr>
     </w:lvl>
   </w:abstractNum>
-  <w:abstractNum w:abstractNumId="8" w15:restartNumberingAfterBreak="0">
+  <w:abstractNum w:abstractNumId="10" w15:restartNumberingAfterBreak="0">
     <w:nsid w:val="422B32DF"/>
     <w:multiLevelType w:val="hybridMultilevel"/>
     <w:tmpl w:val="B66A7C64"/>
@@ -8333,7 +8879,7 @@
       </w:rPr>
     </w:lvl>
   </w:abstractNum>
-  <w:abstractNum w:abstractNumId="9" w15:restartNumberingAfterBreak="0">
+  <w:abstractNum w:abstractNumId="11" w15:restartNumberingAfterBreak="0">
     <w:nsid w:val="43B8370D"/>
     <w:multiLevelType w:val="hybridMultilevel"/>
     <w:tmpl w:val="A2F87E0C"/>
@@ -8427,7 +8973,7 @@
       </w:pPr>
     </w:lvl>
   </w:abstractNum>
-  <w:abstractNum w:abstractNumId="10" w15:restartNumberingAfterBreak="0">
+  <w:abstractNum w:abstractNumId="12" w15:restartNumberingAfterBreak="0">
     <w:nsid w:val="4BD15F9F"/>
     <w:multiLevelType w:val="hybridMultilevel"/>
     <w:tmpl w:val="A6B648DE"/>
@@ -8541,7 +9087,7 @@
       </w:rPr>
     </w:lvl>
   </w:abstractNum>
-  <w:abstractNum w:abstractNumId="11" w15:restartNumberingAfterBreak="0">
+  <w:abstractNum w:abstractNumId="13" w15:restartNumberingAfterBreak="0">
     <w:nsid w:val="50261887"/>
     <w:multiLevelType w:val="hybridMultilevel"/>
     <w:tmpl w:val="6C765FB0"/>
@@ -8656,7 +9202,7 @@
       </w:rPr>
     </w:lvl>
   </w:abstractNum>
-  <w:abstractNum w:abstractNumId="12" w15:restartNumberingAfterBreak="0">
+  <w:abstractNum w:abstractNumId="14" w15:restartNumberingAfterBreak="0">
     <w:nsid w:val="57663933"/>
     <w:multiLevelType w:val="hybridMultilevel"/>
     <w:tmpl w:val="16B44742"/>
@@ -8769,7 +9315,7 @@
       </w:rPr>
     </w:lvl>
   </w:abstractNum>
-  <w:abstractNum w:abstractNumId="13" w15:restartNumberingAfterBreak="0">
+  <w:abstractNum w:abstractNumId="15" w15:restartNumberingAfterBreak="0">
     <w:nsid w:val="5FE65238"/>
     <w:multiLevelType w:val="hybridMultilevel"/>
     <w:tmpl w:val="294A5E1A"/>
@@ -8883,7 +9429,7 @@
       </w:rPr>
     </w:lvl>
   </w:abstractNum>
-  <w:abstractNum w:abstractNumId="14" w15:restartNumberingAfterBreak="0">
+  <w:abstractNum w:abstractNumId="16" w15:restartNumberingAfterBreak="0">
     <w:nsid w:val="65640CF5"/>
     <w:multiLevelType w:val="hybridMultilevel"/>
     <w:tmpl w:val="8F60FE44"/>
@@ -8977,7 +9523,102 @@
       </w:pPr>
     </w:lvl>
   </w:abstractNum>
-  <w:abstractNum w:abstractNumId="15" w15:restartNumberingAfterBreak="0">
+  <w:abstractNum w:abstractNumId="17" w15:restartNumberingAfterBreak="0">
+    <w:nsid w:val="65872CC2"/>
+    <w:multiLevelType w:val="hybridMultilevel"/>
+    <w:tmpl w:val="9C088246"/>
+    <w:lvl w:ilvl="0" w:tplc="D98A1880">
+      <w:start w:val="1"/>
+      <w:numFmt w:val="decimal"/>
+      <w:lvlText w:val="[%1]"/>
+      <w:lvlJc w:val="left"/>
+      <w:pPr>
+        <w:ind w:left="1429" w:hanging="360"/>
+      </w:pPr>
+      <w:rPr>
+        <w:rFonts w:hint="default"/>
+        <w:b w:val="0"/>
+        <w:bCs w:val="0"/>
+        <w:spacing w:val="0"/>
+        <w:position w:val="0"/>
+        <w:sz w:val="28"/>
+        <w:szCs w:val="24"/>
+      </w:rPr>
+    </w:lvl>
+    <w:lvl w:ilvl="1" w:tplc="04190019" w:tentative="1">
+      <w:start w:val="1"/>
+      <w:numFmt w:val="lowerLetter"/>
+      <w:lvlText w:val="%2."/>
+      <w:lvlJc w:val="left"/>
+      <w:pPr>
+        <w:ind w:left="2149" w:hanging="360"/>
+      </w:pPr>
+    </w:lvl>
+    <w:lvl w:ilvl="2" w:tplc="0419001B" w:tentative="1">
+      <w:start w:val="1"/>
+      <w:numFmt w:val="lowerRoman"/>
+      <w:lvlText w:val="%3."/>
+      <w:lvlJc w:val="right"/>
+      <w:pPr>
+        <w:ind w:left="2869" w:hanging="180"/>
+      </w:pPr>
+    </w:lvl>
+    <w:lvl w:ilvl="3" w:tplc="0419000F" w:tentative="1">
+      <w:start w:val="1"/>
+      <w:numFmt w:val="decimal"/>
+      <w:lvlText w:val="%4."/>
+      <w:lvlJc w:val="left"/>
+      <w:pPr>
+        <w:ind w:left="3589" w:hanging="360"/>
+      </w:pPr>
+    </w:lvl>
+    <w:lvl w:ilvl="4" w:tplc="04190019" w:tentative="1">
+      <w:start w:val="1"/>
+      <w:numFmt w:val="lowerLetter"/>
+      <w:lvlText w:val="%5."/>
+      <w:lvlJc w:val="left"/>
+      <w:pPr>
+        <w:ind w:left="4309" w:hanging="360"/>
+      </w:pPr>
+    </w:lvl>
+    <w:lvl w:ilvl="5" w:tplc="0419001B" w:tentative="1">
+      <w:start w:val="1"/>
+      <w:numFmt w:val="lowerRoman"/>
+      <w:lvlText w:val="%6."/>
+      <w:lvlJc w:val="right"/>
+      <w:pPr>
+        <w:ind w:left="5029" w:hanging="180"/>
+      </w:pPr>
+    </w:lvl>
+    <w:lvl w:ilvl="6" w:tplc="0419000F" w:tentative="1">
+      <w:start w:val="1"/>
+      <w:numFmt w:val="decimal"/>
+      <w:lvlText w:val="%7."/>
+      <w:lvlJc w:val="left"/>
+      <w:pPr>
+        <w:ind w:left="5749" w:hanging="360"/>
+      </w:pPr>
+    </w:lvl>
+    <w:lvl w:ilvl="7" w:tplc="04190019" w:tentative="1">
+      <w:start w:val="1"/>
+      <w:numFmt w:val="lowerLetter"/>
+      <w:lvlText w:val="%8."/>
+      <w:lvlJc w:val="left"/>
+      <w:pPr>
+        <w:ind w:left="6469" w:hanging="360"/>
+      </w:pPr>
+    </w:lvl>
+    <w:lvl w:ilvl="8" w:tplc="0419001B" w:tentative="1">
+      <w:start w:val="1"/>
+      <w:numFmt w:val="lowerRoman"/>
+      <w:lvlText w:val="%9."/>
+      <w:lvlJc w:val="right"/>
+      <w:pPr>
+        <w:ind w:left="7189" w:hanging="180"/>
+      </w:pPr>
+    </w:lvl>
+  </w:abstractNum>
+  <w:abstractNum w:abstractNumId="18" w15:restartNumberingAfterBreak="0">
     <w:nsid w:val="7A611DCF"/>
     <w:multiLevelType w:val="hybridMultilevel"/>
     <w:tmpl w:val="7108B570"/>
@@ -9071,7 +9712,7 @@
       </w:pPr>
     </w:lvl>
   </w:abstractNum>
-  <w:abstractNum w:abstractNumId="16" w15:restartNumberingAfterBreak="0">
+  <w:abstractNum w:abstractNumId="19" w15:restartNumberingAfterBreak="0">
     <w:nsid w:val="7F1C1AF2"/>
     <w:multiLevelType w:val="hybridMultilevel"/>
     <w:tmpl w:val="9E9C5A96"/>
@@ -9166,43 +9807,43 @@
     <w:abstractNumId w:val="0"/>
   </w:num>
   <w:num w:numId="2">
+    <w:abstractNumId w:val="12"/>
+  </w:num>
+  <w:num w:numId="3">
+    <w:abstractNumId w:val="6"/>
+  </w:num>
+  <w:num w:numId="4">
+    <w:abstractNumId w:val="13"/>
+  </w:num>
+  <w:num w:numId="5">
+    <w:abstractNumId w:val="5"/>
+  </w:num>
+  <w:num w:numId="6">
+    <w:abstractNumId w:val="19"/>
+  </w:num>
+  <w:num w:numId="7">
+    <w:abstractNumId w:val="8"/>
+  </w:num>
+  <w:num w:numId="8">
+    <w:abstractNumId w:val="3"/>
+  </w:num>
+  <w:num w:numId="9">
+    <w:abstractNumId w:val="9"/>
+  </w:num>
+  <w:num w:numId="10">
+    <w:abstractNumId w:val="15"/>
+  </w:num>
+  <w:num w:numId="11">
+    <w:abstractNumId w:val="14"/>
+  </w:num>
+  <w:num w:numId="12">
     <w:abstractNumId w:val="10"/>
   </w:num>
-  <w:num w:numId="3">
-    <w:abstractNumId w:val="5"/>
-  </w:num>
-  <w:num w:numId="4">
-    <w:abstractNumId w:val="11"/>
-  </w:num>
-  <w:num w:numId="5">
+  <w:num w:numId="13">
     <w:abstractNumId w:val="4"/>
   </w:num>
-  <w:num w:numId="6">
-    <w:abstractNumId w:val="16"/>
-  </w:num>
-  <w:num w:numId="7">
-    <w:abstractNumId w:val="6"/>
-  </w:num>
-  <w:num w:numId="8">
-    <w:abstractNumId w:val="2"/>
-  </w:num>
-  <w:num w:numId="9">
-    <w:abstractNumId w:val="7"/>
-  </w:num>
-  <w:num w:numId="10">
-    <w:abstractNumId w:val="13"/>
-  </w:num>
-  <w:num w:numId="11">
-    <w:abstractNumId w:val="12"/>
-  </w:num>
-  <w:num w:numId="12">
-    <w:abstractNumId w:val="8"/>
-  </w:num>
-  <w:num w:numId="13">
-    <w:abstractNumId w:val="3"/>
-  </w:num>
   <w:num w:numId="14">
-    <w:abstractNumId w:val="4"/>
+    <w:abstractNumId w:val="5"/>
     <w:lvlOverride w:ilvl="0">
       <w:startOverride w:val="1"/>
     </w:lvlOverride>
@@ -9238,13 +9879,22 @@
     </w:lvlOverride>
   </w:num>
   <w:num w:numId="21">
-    <w:abstractNumId w:val="9"/>
+    <w:abstractNumId w:val="11"/>
   </w:num>
   <w:num w:numId="22">
-    <w:abstractNumId w:val="14"/>
+    <w:abstractNumId w:val="16"/>
   </w:num>
   <w:num w:numId="23">
-    <w:abstractNumId w:val="15"/>
+    <w:abstractNumId w:val="18"/>
+  </w:num>
+  <w:num w:numId="24">
+    <w:abstractNumId w:val="7"/>
+  </w:num>
+  <w:num w:numId="25">
+    <w:abstractNumId w:val="17"/>
+  </w:num>
+  <w:num w:numId="26">
+    <w:abstractNumId w:val="2"/>
   </w:num>
   <w:numIdMacAtCleanup w:val="10"/>
 </w:numbering>
@@ -9441,7 +10091,7 @@
     <w:lsdException w:name="Medium Shading 2 Accent 1" w:uiPriority="64"/>
     <w:lsdException w:name="Medium List 1 Accent 1" w:uiPriority="65"/>
     <w:lsdException w:name="Revision" w:semiHidden="1"/>
-    <w:lsdException w:name="List Paragraph" w:uiPriority="34"/>
+    <w:lsdException w:name="List Paragraph" w:qFormat="1"/>
     <w:lsdException w:name="Quote" w:uiPriority="29"/>
     <w:lsdException w:name="Intense Quote" w:uiPriority="30"/>
     <w:lsdException w:name="Medium List 2 Accent 1" w:uiPriority="66"/>
@@ -10067,7 +10717,8 @@
     <w:aliases w:val="Heading 2 custom,Bullet List,FooterText,numbered,Абзац маркированнный"/>
     <w:basedOn w:val="a1"/>
     <w:link w:val="af8"/>
-    <w:uiPriority w:val="34"/>
+    <w:uiPriority w:val="99"/>
+    <w:qFormat/>
     <w:rsid w:val="000C1F8B"/>
     <w:pPr>
       <w:widowControl w:val="0"/>
@@ -10086,7 +10737,7 @@
     <w:aliases w:val="Heading 2 custom Знак,Bullet List Знак,FooterText Знак,numbered Знак,Абзац маркированнный Знак"/>
     <w:basedOn w:val="a2"/>
     <w:link w:val="af7"/>
-    <w:uiPriority w:val="34"/>
+    <w:uiPriority w:val="99"/>
     <w:locked/>
     <w:rsid w:val="000C1F8B"/>
     <w:rPr>
@@ -11392,7 +12043,7 @@
 </file>
 
 <file path=customXml/itemProps1.xml><?xml version="1.0" encoding="utf-8"?>
-<ds:datastoreItem xmlns:ds="http://schemas.openxmlformats.org/officeDocument/2006/customXml" ds:itemID="{77E1E359-F933-4403-805C-79A09F62B909}">
+<ds:datastoreItem xmlns:ds="http://schemas.openxmlformats.org/officeDocument/2006/customXml" ds:itemID="{07404CCB-2F6B-4140-902C-D4892BB2E0B5}">
   <ds:schemaRefs>
     <ds:schemaRef ds:uri="http://schemas.openxmlformats.org/officeDocument/2006/bibliography"/>
   </ds:schemaRefs>
